--- a/Project 2 Notes.docx
+++ b/Project 2 Notes.docx
@@ -4908,7 +4908,6 @@
       <w:pPr>
         <w:pStyle w:val="Heading3"/>
         <w:rPr>
-          <w:rFonts w:hint="eastAsia"/>
           <w:lang w:val="en-US"/>
         </w:rPr>
       </w:pPr>
@@ -4926,6 +4925,63 @@
         </w:rPr>
         <w:t>内置技能</w:t>
       </w:r>
+    </w:p>
+    <w:p>
+      <w:pPr>
+        <w:rPr>
+          <w:lang w:val="en-US"/>
+        </w:rPr>
+      </w:pPr>
+    </w:p>
+    <w:p>
+      <w:pPr>
+        <w:pStyle w:val="Heading2"/>
+        <w:rPr>
+          <w:lang w:val="en-US"/>
+        </w:rPr>
+      </w:pPr>
+      <w:r>
+        <w:rPr>
+          <w:rFonts w:hint="eastAsia"/>
+          <w:lang w:val="en-US"/>
+        </w:rPr>
+        <w:t>交互记录</w:t>
+      </w:r>
+    </w:p>
+    <w:p>
+      <w:pPr>
+        <w:rPr>
+          <w:lang w:val="en-US"/>
+        </w:rPr>
+      </w:pPr>
+      <w:r>
+        <w:rPr>
+          <w:lang w:val="en-US"/>
+        </w:rPr>
+        <w:t>https://</w:t>
+      </w:r>
+      <w:proofErr w:type="spellStart"/>
+      <w:r>
+        <w:rPr>
+          <w:lang w:val="en-US"/>
+        </w:rPr>
+        <w:t>www.doubao.com</w:t>
+      </w:r>
+      <w:proofErr w:type="spellEnd"/>
+      <w:r>
+        <w:rPr>
+          <w:lang w:val="en-US"/>
+        </w:rPr>
+        <w:t>/thread/</w:t>
+      </w:r>
+      <w:proofErr w:type="spellStart"/>
+      <w:r>
+        <w:rPr>
+          <w:lang w:val="en-US"/>
+        </w:rPr>
+        <w:t>w6acc0b6c3d2f9f88</w:t>
+      </w:r>
+      <w:proofErr w:type="spellEnd"/>
     </w:p>
     <w:p>
       <w:pPr>
@@ -5008,6 +5064,7 @@
           <w:rFonts w:hint="eastAsia"/>
           <w:lang w:val="en-US"/>
         </w:rPr>
+        <w:lastRenderedPageBreak/>
         <w:t>架构设置</w:t>
       </w:r>
       <w:r>
@@ -5145,7 +5202,6 @@
           <w:rFonts w:hint="eastAsia"/>
           <w:lang w:val="en-US"/>
         </w:rPr>
-        <w:lastRenderedPageBreak/>
         <w:t xml:space="preserve">Hermes Agent </w:t>
       </w:r>
       <w:r>
@@ -6058,6 +6114,7 @@
           <w:rFonts w:hint="eastAsia"/>
           <w:lang w:val="en-US"/>
         </w:rPr>
+        <w:lastRenderedPageBreak/>
         <w:t>配置与记忆分离存储，对应</w:t>
       </w:r>
       <w:r>
@@ -6123,7 +6180,6 @@
           <w:rFonts w:hint="eastAsia"/>
           <w:lang w:val="en-US"/>
         </w:rPr>
-        <w:lastRenderedPageBreak/>
         <w:t xml:space="preserve">1. </w:t>
       </w:r>
       <w:r>
@@ -6688,11 +6744,6 @@
       </w:r>
     </w:p>
     <w:p>
-      <w:pPr>
-        <w:rPr>
-          <w:lang w:val="en-US"/>
-        </w:rPr>
-      </w:pPr>
       <w:hyperlink r:id="rId19" w:history="1">
         <w:r>
           <w:rPr>
@@ -6730,6 +6781,71 @@
     </w:p>
     <w:p>
       <w:pPr>
+        <w:pStyle w:val="Heading2"/>
+        <w:rPr>
+          <w:lang w:val="en-US"/>
+        </w:rPr>
+      </w:pPr>
+      <w:r>
+        <w:rPr>
+          <w:lang w:val="en-US"/>
+        </w:rPr>
+        <w:lastRenderedPageBreak/>
+        <w:t xml:space="preserve">Skills </w:t>
+      </w:r>
+      <w:r>
+        <w:rPr>
+          <w:rFonts w:hint="eastAsia"/>
+          <w:lang w:val="en-US"/>
+        </w:rPr>
+        <w:t>开发笔记</w:t>
+      </w:r>
+    </w:p>
+    <w:p>
+      <w:pPr>
+        <w:rPr>
+          <w:rFonts w:hint="eastAsia"/>
+          <w:lang w:val="en-US"/>
+        </w:rPr>
+      </w:pPr>
+      <w:r>
+        <w:rPr>
+          <w:rFonts w:hint="eastAsia"/>
+          <w:lang w:val="en-US"/>
+        </w:rPr>
+        <w:t>(</w:t>
+      </w:r>
+      <w:r>
+        <w:rPr>
+          <w:rFonts w:hint="eastAsia"/>
+          <w:lang w:val="en-US"/>
+        </w:rPr>
+        <w:t>见《</w:t>
+      </w:r>
+      <w:r>
+        <w:rPr>
+          <w:rFonts w:hint="eastAsia"/>
+          <w:lang w:val="en-US"/>
+        </w:rPr>
+        <w:t>Skills</w:t>
+      </w:r>
+      <w:r>
+        <w:rPr>
+          <w:rFonts w:hint="eastAsia"/>
+          <w:lang w:val="en-US"/>
+        </w:rPr>
+        <w:t>开发笔记》</w:t>
+      </w:r>
+      <w:r>
+        <w:rPr>
+          <w:rFonts w:hint="eastAsia"/>
+          <w:lang w:val="en-US"/>
+        </w:rPr>
+        <w:t>)</w:t>
+      </w:r>
+    </w:p>
+    <w:p>
+      <w:pPr>
         <w:rPr>
           <w:lang w:val="en-US"/>
         </w:rPr>
@@ -6748,7 +6864,6 @@
           <w:rFonts w:hint="eastAsia"/>
           <w:lang w:val="en-US"/>
         </w:rPr>
-        <w:lastRenderedPageBreak/>
         <w:t>VM</w:t>
       </w:r>
       <w:proofErr w:type="spellEnd"/>
@@ -7155,6 +7270,7 @@
           <w:rFonts w:hint="eastAsia"/>
           <w:lang w:val="en-US"/>
         </w:rPr>
+        <w:lastRenderedPageBreak/>
         <w:t xml:space="preserve">1. </w:t>
       </w:r>
       <w:r>
@@ -7225,7 +7341,6 @@
           <w:rFonts w:hint="eastAsia"/>
           <w:lang w:val="en-US"/>
         </w:rPr>
-        <w:lastRenderedPageBreak/>
         <w:t>含义：只要散热、功耗正常，</w:t>
       </w:r>
       <w:r>
